--- a/大三上学期/软件设计/Lab/experiment17-20/题目/experiment18.docx
+++ b/大三上学期/软件设计/Lab/experiment17-20/题目/experiment18.docx
@@ -1,6 +1,6 @@
 
 <file path=word/document.xml><?xml version="1.0" encoding="utf-8"?>
-<w:document xmlns:wpc="http://schemas.microsoft.com/office/word/2010/wordprocessingCanvas" xmlns:cx="http://schemas.microsoft.com/office/drawing/2014/chartex" xmlns:cx1="http://schemas.microsoft.com/office/drawing/2015/9/8/chartex" xmlns:cx2="http://schemas.microsoft.com/office/drawing/2015/10/21/chartex" xmlns:cx3="http://schemas.microsoft.com/office/drawing/2016/5/9/chartex" xmlns:cx4="http://schemas.microsoft.com/office/drawing/2016/5/10/chartex" xmlns:cx5="http://schemas.microsoft.com/office/drawing/2016/5/11/chartex" xmlns:cx6="http://schemas.microsoft.com/office/drawing/2016/5/12/chartex" xmlns:cx7="http://schemas.microsoft.com/office/drawing/2016/5/13/chartex" xmlns:cx8="http://schemas.microsoft.com/office/drawing/2016/5/14/chartex" xmlns:mc="http://schemas.openxmlformats.org/markup-compatibility/2006" xmlns:aink="http://schemas.microsoft.com/office/drawing/2016/ink" xmlns:am3d="http://schemas.microsoft.com/office/drawing/2017/model3d" xmlns:o="urn:schemas-microsoft-com:office:office" xmlns:r="http://schemas.openxmlformats.org/officeDocument/2006/relationships" xmlns:m="http://schemas.openxmlformats.org/officeDocument/2006/math" xmlns:v="urn:schemas-microsoft-com:vml" xmlns:wp14="http://schemas.microsoft.com/office/word/2010/wordprocessingDrawing" xmlns:wp="http://schemas.openxmlformats.org/drawingml/2006/wordprocessingDrawing" xmlns:w10="urn:schemas-microsoft-com:office:word" xmlns:w="http://schemas.openxmlformats.org/wordprocessingml/2006/main" xmlns:w14="http://schemas.microsoft.com/office/word/2010/wordml" xmlns:w15="http://schemas.microsoft.com/office/word/2012/wordml" xmlns:w16cex="http://schemas.microsoft.com/office/word/2018/wordml/cex" xmlns:w16cid="http://schemas.microsoft.com/office/word/2016/wordml/cid" xmlns:w16="http://schemas.microsoft.com/office/word/2018/wordml" xmlns:w16sdtdh="http://schemas.microsoft.com/office/word/2020/wordml/sdtdatahash" xmlns:w16se="http://schemas.microsoft.com/office/word/2015/wordml/symex" xmlns:wpg="http://schemas.microsoft.com/office/word/2010/wordprocessingGroup" xmlns:wpi="http://schemas.microsoft.com/office/word/2010/wordprocessingInk" xmlns:wne="http://schemas.microsoft.com/office/word/2006/wordml" xmlns:wps="http://schemas.microsoft.com/office/word/2010/wordprocessingShape" mc:Ignorable="w14 w15 w16se w16cid w16 w16cex w16sdtdh wp14">
+<w:document xmlns:wpc="http://schemas.microsoft.com/office/word/2010/wordprocessingCanvas" xmlns:mc="http://schemas.openxmlformats.org/markup-compatibility/2006" xmlns:o="urn:schemas-microsoft-com:office:office" xmlns:r="http://schemas.openxmlformats.org/officeDocument/2006/relationships" xmlns:m="http://schemas.openxmlformats.org/officeDocument/2006/math" xmlns:v="urn:schemas-microsoft-com:vml" xmlns:wp14="http://schemas.microsoft.com/office/word/2010/wordprocessingDrawing" xmlns:wp="http://schemas.openxmlformats.org/drawingml/2006/wordprocessingDrawing" xmlns:w="http://schemas.openxmlformats.org/wordprocessingml/2006/main" xmlns:w14="http://schemas.microsoft.com/office/word/2010/wordml" xmlns:w10="urn:schemas-microsoft-com:office:word" xmlns:w15="http://schemas.microsoft.com/office/word/2012/wordml" xmlns:wpg="http://schemas.microsoft.com/office/word/2010/wordprocessingGroup" xmlns:wpi="http://schemas.microsoft.com/office/word/2010/wordprocessingInk" xmlns:wne="http://schemas.microsoft.com/office/word/2006/wordml" xmlns:wps="http://schemas.microsoft.com/office/word/2010/wordprocessingShape" xmlns:wpsCustomData="http://www.wps.cn/officeDocument/2013/wpsCustomData" mc:Ignorable="w14 w15 wp14">
   <w:body>
     <w:p>
       <w:pPr>
@@ -16,37 +16,50 @@
       </w:pPr>
       <w:r>
         <w:rPr>
-          <w:rFonts w:ascii="Times New Roman" w:hAnsi="Times New Roman" w:cs="Times New Roman" w:hint="eastAsia"/>
-          <w:sz w:val="28"/>
-          <w:szCs w:val="28"/>
-        </w:rPr>
-        <w:t xml:space="preserve">A software company developed a set of sales management system for a shopping mall. When analyzing and designing the system, the developers found that it was often necessary to traverse the commodity data and customer data in the system. Please use </w:t>
-      </w:r>
-      <w:r>
-        <w:rPr>
-          <w:rFonts w:ascii="Times New Roman" w:hAnsi="Times New Roman" w:cs="Times New Roman" w:hint="eastAsia"/>
-          <w:sz w:val="28"/>
-          <w:szCs w:val="28"/>
-        </w:rPr>
-        <w:t>iterator mode to design the sales management system.The UML diagram of the pattern is as follows:</w:t>
+          <w:rFonts w:hint="eastAsia" w:ascii="Times New Roman" w:hAnsi="Times New Roman" w:cs="Times New Roman"/>
+          <w:sz w:val="28"/>
+          <w:szCs w:val="28"/>
+        </w:rPr>
+        <w:t>A software company developed a set of sales management system for a shopping mall. When analyzing and designing the system, the developers found that it was often necessary to traverse the commodity data and customer data in the system. Please use iterator mode to design the sales management system.The UML diagram of the pattern is as follows:</w:t>
       </w:r>
     </w:p>
     <w:p>
       <w:pPr>
-        <w:rPr>
-          <w:rFonts w:ascii="宋体" w:eastAsia="宋体" w:hAnsi="宋体" w:cs="宋体"/>
-          <w:sz w:val="24"/>
+        <w:widowControl w:val="0"/>
+        <w:numPr>
+          <w:numId w:val="0"/>
+        </w:numPr>
+        <w:jc w:val="both"/>
+        <w:rPr>
+          <w:rFonts w:ascii="Times New Roman" w:hAnsi="Times New Roman" w:cs="Times New Roman"/>
+          <w:sz w:val="28"/>
+          <w:szCs w:val="28"/>
         </w:rPr>
       </w:pPr>
       <w:r>
         <w:rPr>
-          <w:noProof/>
+          <w:rFonts w:hint="eastAsia" w:ascii="Times New Roman" w:hAnsi="Times New Roman" w:cs="Times New Roman"/>
+          <w:sz w:val="28"/>
+          <w:szCs w:val="28"/>
+        </w:rPr>
+        <w:t>1、一家软件公司为一家购物中心开发了一套销售管理系统。在对该系统进行分析和设计时，开发人员发现经常需要遍历系统中的商品数据和客户数据。请使用迭代器模式来设计该销售管理系统。该模式的 UML 图如下所示：</w:t>
+      </w:r>
+    </w:p>
+    <w:p>
+      <w:pPr>
+        <w:rPr>
+          <w:rFonts w:ascii="宋体" w:hAnsi="宋体" w:eastAsia="宋体" w:cs="宋体"/>
+          <w:sz w:val="24"/>
+        </w:rPr>
+      </w:pPr>
+      <w:r>
+        <w:rPr>
           <w:sz w:val="24"/>
         </w:rPr>
         <mc:AlternateContent>
           <mc:Choice Requires="wps">
             <w:drawing>
-              <wp:anchor distT="0" distB="0" distL="114300" distR="114300" simplePos="0" relativeHeight="251660288" behindDoc="0" locked="0" layoutInCell="1" allowOverlap="1" wp14:anchorId="217D5C1E" wp14:editId="61439CF3">
+              <wp:anchor distT="0" distB="0" distL="114300" distR="114300" simplePos="0" relativeHeight="251660288" behindDoc="0" locked="0" layoutInCell="1" allowOverlap="1">
                 <wp:simplePos x="0" y="0"/>
                 <wp:positionH relativeFrom="column">
                   <wp:posOffset>3502025</wp:posOffset>
@@ -107,20 +120,24 @@
           </mc:Choice>
           <mc:Fallback>
             <w:pict>
-              <v:rect w14:anchorId="4B49F68F" id="矩形 5" o:spid="_x0000_s1026" style="position:absolute;left:0;text-align:left;margin-left:275.75pt;margin-top:121.05pt;width:97.5pt;height:12.75pt;z-index:251660288;visibility:visible;mso-wrap-style:square;mso-wrap-distance-left:9pt;mso-wrap-distance-top:0;mso-wrap-distance-right:9pt;mso-wrap-distance-bottom:0;mso-position-horizontal:absolute;mso-position-horizontal-relative:text;mso-position-vertical:absolute;mso-position-vertical-relative:text;v-text-anchor:middle" o:gfxdata="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" fillcolor="white [3212]" strokecolor="white [3212]" strokeweight="1pt"/>
+              <v:rect id="_x0000_s1026" o:spid="_x0000_s1026" o:spt="1" style="position:absolute;left:0pt;margin-left:275.75pt;margin-top:121.05pt;height:12.75pt;width:97.5pt;z-index:251660288;v-text-anchor:middle;mso-width-relative:page;mso-height-relative:page;" fillcolor="#FFFFFF [3212]" filled="t" stroked="t" coordsize="21600,21600" o:gfxdata="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">
+                <v:fill on="t" focussize="0,0"/>
+                <v:stroke weight="1pt" color="#FFFFFF [3212]" miterlimit="8" joinstyle="miter"/>
+                <v:imagedata o:title=""/>
+                <o:lock v:ext="edit" aspectratio="f"/>
+              </v:rect>
             </w:pict>
           </mc:Fallback>
         </mc:AlternateContent>
       </w:r>
       <w:r>
         <w:rPr>
-          <w:noProof/>
           <w:sz w:val="24"/>
         </w:rPr>
         <mc:AlternateContent>
           <mc:Choice Requires="wps">
             <w:drawing>
-              <wp:anchor distT="0" distB="0" distL="114300" distR="114300" simplePos="0" relativeHeight="251659264" behindDoc="0" locked="0" layoutInCell="1" allowOverlap="1" wp14:anchorId="79E8FD00" wp14:editId="7A3EEA53">
+              <wp:anchor distT="0" distB="0" distL="114300" distR="114300" simplePos="0" relativeHeight="251659264" behindDoc="0" locked="0" layoutInCell="1" allowOverlap="1">
                 <wp:simplePos x="0" y="0"/>
                 <wp:positionH relativeFrom="column">
                   <wp:posOffset>3025775</wp:posOffset>
@@ -169,21 +186,24 @@
           </mc:Choice>
           <mc:Fallback>
             <w:pict>
-              <v:line w14:anchorId="169467E8" id="直接连接符 4" o:spid="_x0000_s1026" style="position:absolute;left:0;text-align:left;flip:y;z-index:251659264;visibility:visible;mso-wrap-style:square;mso-wrap-distance-left:9pt;mso-wrap-distance-top:0;mso-wrap-distance-right:9pt;mso-wrap-distance-bottom:0;mso-position-horizontal:absolute;mso-position-horizontal-relative:text;mso-position-vertical:absolute;mso-position-vertical-relative:text" from="238.25pt,334.8pt" to="407.75pt,335.55pt" o:gfxdata="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" strokecolor="black [3200]" strokeweight=".5pt">
-                <v:stroke joinstyle="miter"/>
+              <v:line id="_x0000_s1026" o:spid="_x0000_s1026" o:spt="20" style="position:absolute;left:0pt;flip:y;margin-left:238.25pt;margin-top:334.8pt;height:0.75pt;width:169.5pt;z-index:251659264;mso-width-relative:page;mso-height-relative:page;" filled="f" stroked="t" coordsize="21600,21600" o:gfxdata="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">
+                <v:fill on="f" focussize="0,0"/>
+                <v:stroke weight="0.5pt" color="#000000 [3200]" miterlimit="8" joinstyle="miter"/>
+                <v:imagedata o:title=""/>
+                <o:lock v:ext="edit" aspectratio="f"/>
               </v:line>
             </w:pict>
           </mc:Fallback>
         </mc:AlternateContent>
       </w:r>
+      <w:bookmarkStart w:id="0" w:name="_GoBack"/>
       <w:r>
         <w:rPr>
-          <w:rFonts w:ascii="宋体" w:eastAsia="宋体" w:hAnsi="宋体" w:cs="宋体"/>
-          <w:noProof/>
+          <w:rFonts w:ascii="宋体" w:hAnsi="宋体" w:eastAsia="宋体" w:cs="宋体"/>
           <w:sz w:val="24"/>
         </w:rPr>
         <w:drawing>
-          <wp:inline distT="0" distB="0" distL="114300" distR="114300" wp14:anchorId="5AB05FC5" wp14:editId="3B56FEE1">
+          <wp:inline distT="0" distB="0" distL="114300" distR="114300">
             <wp:extent cx="5264150" cy="4187190"/>
             <wp:effectExtent l="0" t="0" r="12700" b="3810"/>
             <wp:docPr id="3" name="图片 3" descr="IMG_256"/>
@@ -200,7 +220,7 @@
                     </pic:cNvPicPr>
                   </pic:nvPicPr>
                   <pic:blipFill>
-                    <a:blip r:embed="rId6"/>
+                    <a:blip r:embed="rId4"/>
                     <a:srcRect r="1310" b="9411"/>
                     <a:stretch>
                       <a:fillRect/>
@@ -225,18 +245,19 @@
           </wp:inline>
         </w:drawing>
       </w:r>
+      <w:bookmarkEnd w:id="0"/>
     </w:p>
     <w:p>
       <w:pPr>
         <w:rPr>
-          <w:rFonts w:ascii="Times New Roman" w:eastAsia="宋体" w:hAnsi="Times New Roman" w:cs="Times New Roman"/>
+          <w:rFonts w:ascii="Times New Roman" w:hAnsi="Times New Roman" w:eastAsia="宋体" w:cs="Times New Roman"/>
           <w:sz w:val="28"/>
           <w:szCs w:val="28"/>
         </w:rPr>
       </w:pPr>
       <w:r>
         <w:rPr>
-          <w:rFonts w:ascii="Times New Roman" w:eastAsia="宋体" w:hAnsi="Times New Roman" w:cs="Times New Roman"/>
+          <w:rFonts w:ascii="Times New Roman" w:hAnsi="Times New Roman" w:eastAsia="宋体" w:cs="Times New Roman"/>
           <w:sz w:val="28"/>
           <w:szCs w:val="28"/>
         </w:rPr>
@@ -246,19 +267,17 @@
     <w:p>
       <w:pPr>
         <w:rPr>
-          <w:rFonts w:ascii="宋体" w:eastAsia="宋体" w:hAnsi="宋体" w:cs="宋体"/>
+          <w:rFonts w:ascii="宋体" w:hAnsi="宋体" w:eastAsia="宋体" w:cs="宋体"/>
           <w:sz w:val="24"/>
         </w:rPr>
       </w:pPr>
       <w:r>
         <w:rPr>
-          <w:rFonts w:ascii="宋体" w:eastAsia="宋体" w:hAnsi="宋体" w:cs="宋体"/>
-          <w:noProof/>
+          <w:rFonts w:ascii="宋体" w:hAnsi="宋体" w:eastAsia="宋体" w:cs="宋体"/>
           <w:sz w:val="24"/>
         </w:rPr>
-        <w:lastRenderedPageBreak/>
         <w:drawing>
-          <wp:inline distT="0" distB="0" distL="114300" distR="114300" wp14:anchorId="137CD050" wp14:editId="365046FC">
+          <wp:inline distT="0" distB="0" distL="114300" distR="114300">
             <wp:extent cx="4687570" cy="2447290"/>
             <wp:effectExtent l="0" t="0" r="17780" b="10160"/>
             <wp:docPr id="7" name="图片 4" descr="IMG_256"/>
@@ -275,7 +294,7 @@
                     </pic:cNvPicPr>
                   </pic:nvPicPr>
                   <pic:blipFill>
-                    <a:blip r:embed="rId7"/>
+                    <a:blip r:embed="rId5"/>
                     <a:srcRect r="1351" b="12179"/>
                     <a:stretch>
                       <a:fillRect/>
@@ -304,7 +323,7 @@
     <w:p>
       <w:pPr>
         <w:rPr>
-          <w:rFonts w:ascii="Times New Roman" w:eastAsia="宋体" w:hAnsi="Times New Roman" w:cs="Times New Roman"/>
+          <w:rFonts w:ascii="Times New Roman" w:hAnsi="Times New Roman" w:eastAsia="宋体" w:cs="Times New Roman"/>
           <w:sz w:val="28"/>
           <w:szCs w:val="28"/>
         </w:rPr>
@@ -312,82 +331,44 @@
     </w:p>
     <w:p>
       <w:pPr>
-        <w:pStyle w:val="a3"/>
         <w:numPr>
           <w:ilvl w:val="0"/>
-          <w:numId w:val="1"/>
+          <w:numId w:val="2"/>
         </w:numPr>
-        <w:ind w:firstLineChars="0"/>
-        <w:rPr>
-          <w:rFonts w:ascii="Times New Roman" w:hAnsi="Times New Roman" w:cs="Times New Roman"/>
+        <w:rPr>
+          <w:rFonts w:hint="eastAsia" w:ascii="Times New Roman" w:hAnsi="Times New Roman" w:cs="Times New Roman"/>
           <w:sz w:val="28"/>
           <w:szCs w:val="28"/>
         </w:rPr>
       </w:pPr>
       <w:r>
         <w:rPr>
-          <w:rFonts w:ascii="Times New Roman" w:hAnsi="Times New Roman" w:cs="Times New Roman" w:hint="eastAsia"/>
-          <w:sz w:val="28"/>
-          <w:szCs w:val="28"/>
-        </w:rPr>
-        <w:t>Suppose the process of exchanging points for gifts depends on three subsystems in a shopping w</w:t>
-      </w:r>
-      <w:r>
-        <w:rPr>
-          <w:rFonts w:ascii="Times New Roman" w:hAnsi="Times New Roman" w:cs="Times New Roman" w:hint="eastAsia"/>
-          <w:sz w:val="28"/>
-          <w:szCs w:val="28"/>
-        </w:rPr>
-        <w:t>ebsite, including payment subsystem, integral calibration subsystem,logistics subsystem. The functions of these subsystems are deduct points,verify whether the points pass and enter the distribution process respevtively. The name of the facade class is Gif</w:t>
-      </w:r>
-      <w:r>
-        <w:rPr>
-          <w:rFonts w:ascii="Times New Roman" w:hAnsi="Times New Roman" w:cs="Times New Roman" w:hint="eastAsia"/>
-          <w:sz w:val="28"/>
-          <w:szCs w:val="28"/>
-        </w:rPr>
-        <w:t>tExchangeService,and the name of client program is Test.</w:t>
+          <w:rFonts w:hint="eastAsia" w:ascii="Times New Roman" w:hAnsi="Times New Roman" w:cs="Times New Roman"/>
+          <w:sz w:val="28"/>
+          <w:szCs w:val="28"/>
+        </w:rPr>
+        <w:t>Suppose we are developing a music playlist application. The application has a playlist that contains multiple music tracks. We want to implement the functionality to iterate over the tracks in the playlist, allowing users to play each track one by one, skip tracks, and get the current track information. The playlist has three main components: the MusicPlaylist class which manages the collection of tracks, the Track class representing each individual music track with properties like title, artist, and duration, and the MusicPlaylistIterator class which is the iterator for traversing the playlist. The client program is named PlaylistTester.</w:t>
       </w:r>
     </w:p>
     <w:p>
       <w:pPr>
-        <w:rPr>
-          <w:rFonts w:ascii="Times New Roman" w:hAnsi="Times New Roman" w:cs="Times New Roman"/>
+        <w:numPr>
+          <w:ilvl w:val="0"/>
+          <w:numId w:val="0"/>
+        </w:numPr>
+        <w:rPr>
+          <w:rFonts w:hint="eastAsia" w:ascii="Times New Roman" w:hAnsi="Times New Roman" w:cs="Times New Roman"/>
           <w:sz w:val="28"/>
           <w:szCs w:val="28"/>
         </w:rPr>
       </w:pPr>
       <w:r>
         <w:rPr>
-          <w:rFonts w:ascii="Times New Roman" w:hAnsi="Times New Roman" w:cs="Times New Roman" w:hint="eastAsia"/>
-          <w:sz w:val="28"/>
-          <w:szCs w:val="28"/>
-        </w:rPr>
-        <w:t>（</w:t>
-      </w:r>
-      <w:r>
-        <w:rPr>
-          <w:rFonts w:ascii="Times New Roman" w:hAnsi="Times New Roman" w:cs="Times New Roman" w:hint="eastAsia"/>
-          <w:sz w:val="28"/>
-          <w:szCs w:val="28"/>
-        </w:rPr>
-        <w:t>Hint</w:t>
-      </w:r>
-      <w:r>
-        <w:rPr>
-          <w:rFonts w:ascii="Times New Roman" w:hAnsi="Times New Roman" w:cs="Times New Roman" w:hint="eastAsia"/>
-          <w:sz w:val="28"/>
-          <w:szCs w:val="28"/>
-        </w:rPr>
-        <w:t>：</w:t>
-      </w:r>
-      <w:r>
-        <w:rPr>
-          <w:rFonts w:ascii="Times New Roman" w:hAnsi="Times New Roman" w:cs="Times New Roman" w:hint="eastAsia"/>
-          <w:sz w:val="28"/>
-          <w:szCs w:val="28"/>
-        </w:rPr>
-        <w:t>Use PointsGift as a gift entity)</w:t>
+          <w:rFonts w:hint="eastAsia" w:ascii="Times New Roman" w:hAnsi="Times New Roman" w:cs="Times New Roman"/>
+          <w:sz w:val="28"/>
+          <w:szCs w:val="28"/>
+        </w:rPr>
+        <w:t>（Hint：The MusicPlaylistIterator should provide methods such as hasNext() to check if there is a next track, next() to move to the next track and return it, and reset() to start the iteration from the beginning. The MusicPlaylist class should have methods to add tracks and get the iterator.）</w:t>
       </w:r>
     </w:p>
     <w:p>
@@ -399,40 +380,57 @@
         </w:rPr>
       </w:pPr>
     </w:p>
+    <w:p>
+      <w:pPr>
+        <w:rPr>
+          <w:rFonts w:hint="eastAsia" w:ascii="Times New Roman" w:hAnsi="Times New Roman" w:cs="Times New Roman"/>
+          <w:sz w:val="28"/>
+          <w:szCs w:val="28"/>
+        </w:rPr>
+      </w:pPr>
+      <w:r>
+        <w:rPr>
+          <w:rFonts w:hint="eastAsia" w:ascii="Times New Roman" w:hAnsi="Times New Roman" w:cs="Times New Roman"/>
+          <w:sz w:val="28"/>
+          <w:szCs w:val="28"/>
+        </w:rPr>
+        <w:t>2.假设我们正在开发一个音乐播放列表应用程序。该应用程序有一个包含多个音乐曲目的播放列表。我们想要实现这样的功能：遍历播放列表中的曲目，让用户逐个播放每首曲目、跳过曲目，并获取当前曲目的信息。播放列表有三个主要组成部分：MusicPlaylist 类用于管理曲目的集合，Track 类用于表示每个单独的音乐曲目，具有诸如标题、艺术家和时长等属性，以及 MusicPlaylistIterator 类作为遍历播放列表的迭代器。客户端程序名为 PlaylistTester。</w:t>
+      </w:r>
+    </w:p>
+    <w:p>
+      <w:pPr>
+        <w:rPr>
+          <w:rFonts w:hint="eastAsia" w:ascii="Times New Roman" w:hAnsi="Times New Roman" w:cs="Times New Roman"/>
+          <w:sz w:val="28"/>
+          <w:szCs w:val="28"/>
+        </w:rPr>
+      </w:pPr>
+      <w:r>
+        <w:rPr>
+          <w:rFonts w:hint="eastAsia" w:ascii="Times New Roman" w:hAnsi="Times New Roman" w:cs="Times New Roman"/>
+          <w:sz w:val="28"/>
+          <w:szCs w:val="28"/>
+        </w:rPr>
+        <w:t>（提示：MusicPlaylistIterator 应该提供诸如 hasNext() 以检查是否有下一个曲目、next() 以移动到下一个曲目并返回它，以及 reset() 以从开头开始迭代等方法。MusicPlaylist 类应该具有添加曲目和获取迭代器的方法。）</w:t>
+      </w:r>
+    </w:p>
     <w:sectPr>
       <w:pgSz w:w="11906" w:h="16838"/>
       <w:pgMar w:top="1440" w:right="1800" w:bottom="1440" w:left="1800" w:header="851" w:footer="992" w:gutter="0"/>
-      <w:cols w:space="425"/>
-      <w:docGrid w:type="lines" w:linePitch="312"/>
+      <w:cols w:space="425" w:num="1"/>
+      <w:docGrid w:type="lines" w:linePitch="312" w:charSpace="0"/>
     </w:sectPr>
   </w:body>
 </w:document>
 </file>
 
 <file path=word/numbering.xml><?xml version="1.0" encoding="utf-8"?>
-<w:numbering xmlns:wpc="http://schemas.microsoft.com/office/word/2010/wordprocessingCanvas" xmlns:cx="http://schemas.microsoft.com/office/drawing/2014/chartex" xmlns:cx1="http://schemas.microsoft.com/office/drawing/2015/9/8/chartex" xmlns:cx2="http://schemas.microsoft.com/office/drawing/2015/10/21/chartex" xmlns:cx3="http://schemas.microsoft.com/office/drawing/2016/5/9/chartex" xmlns:cx4="http://schemas.microsoft.com/office/drawing/2016/5/10/chartex" xmlns:cx5="http://schemas.microsoft.com/office/drawing/2016/5/11/chartex" xmlns:cx6="http://schemas.microsoft.com/office/drawing/2016/5/12/chartex" xmlns:cx7="http://schemas.microsoft.com/office/drawing/2016/5/13/chartex" xmlns:cx8="http://schemas.microsoft.com/office/drawing/2016/5/14/chartex" xmlns:mc="http://schemas.openxmlformats.org/markup-compatibility/2006" xmlns:aink="http://schemas.microsoft.com/office/drawing/2016/ink" xmlns:am3d="http://schemas.microsoft.com/office/drawing/2017/model3d" xmlns:o="urn:schemas-microsoft-com:office:office" xmlns:r="http://schemas.openxmlformats.org/officeDocument/2006/relationships" xmlns:m="http://schemas.openxmlformats.org/officeDocument/2006/math" xmlns:v="urn:schemas-microsoft-com:vml" xmlns:wp14="http://schemas.microsoft.com/office/word/2010/wordprocessingDrawing" xmlns:wp="http://schemas.openxmlformats.org/drawingml/2006/wordprocessingDrawing" xmlns:w10="urn:schemas-microsoft-com:office:word" xmlns:w="http://schemas.openxmlformats.org/wordprocessingml/2006/main" xmlns:w14="http://schemas.microsoft.com/office/word/2010/wordml" xmlns:w15="http://schemas.microsoft.com/office/word/2012/wordml" xmlns:w16cex="http://schemas.microsoft.com/office/word/2018/wordml/cex" xmlns:w16cid="http://schemas.microsoft.com/office/word/2016/wordml/cid" xmlns:w16="http://schemas.microsoft.com/office/word/2018/wordml" xmlns:w16sdtdh="http://schemas.microsoft.com/office/word/2020/wordml/sdtdatahash" xmlns:w16se="http://schemas.microsoft.com/office/word/2015/wordml/symex" xmlns:wpg="http://schemas.microsoft.com/office/word/2010/wordprocessingGroup" xmlns:wpi="http://schemas.microsoft.com/office/word/2010/wordprocessingInk" xmlns:wne="http://schemas.microsoft.com/office/word/2006/wordml" xmlns:wps="http://schemas.microsoft.com/office/word/2010/wordprocessingShape" mc:Ignorable="w14 w15 w16se w16cid w16 w16cex w16sdtdh wp14">
-  <w:abstractNum w:abstractNumId="0" w15:restartNumberingAfterBreak="0">
-    <w:nsid w:val="C3552DDA"/>
-    <w:multiLevelType w:val="singleLevel"/>
-    <w:tmpl w:val="C3552DDA"/>
-    <w:lvl w:ilvl="0">
-      <w:start w:val="1"/>
-      <w:numFmt w:val="decimal"/>
-      <w:suff w:val="nothing"/>
-      <w:lvlText w:val="%1、"/>
-      <w:lvlJc w:val="left"/>
-      <w:rPr>
-        <w:rFonts w:ascii="Times New Roman" w:hAnsi="Times New Roman" w:cs="Times New Roman" w:hint="default"/>
-        <w:sz w:val="28"/>
-        <w:szCs w:val="28"/>
-      </w:rPr>
-    </w:lvl>
-  </w:abstractNum>
-  <w:abstractNum w:abstractNumId="1" w15:restartNumberingAfterBreak="0">
+<w:numbering xmlns:wpc="http://schemas.microsoft.com/office/word/2010/wordprocessingCanvas" xmlns:mc="http://schemas.openxmlformats.org/markup-compatibility/2006" xmlns:o="urn:schemas-microsoft-com:office:office" xmlns:r="http://schemas.openxmlformats.org/officeDocument/2006/relationships" xmlns:m="http://schemas.openxmlformats.org/officeDocument/2006/math" xmlns:v="urn:schemas-microsoft-com:vml" xmlns:wp14="http://schemas.microsoft.com/office/word/2010/wordprocessingDrawing" xmlns:wp="http://schemas.openxmlformats.org/drawingml/2006/wordprocessingDrawing" xmlns:w10="urn:schemas-microsoft-com:office:word" xmlns:w="http://schemas.openxmlformats.org/wordprocessingml/2006/main" xmlns:w14="http://schemas.microsoft.com/office/word/2010/wordml" xmlns:wpg="http://schemas.microsoft.com/office/word/2010/wordprocessingGroup" xmlns:wpi="http://schemas.microsoft.com/office/word/2010/wordprocessingInk" xmlns:wne="http://schemas.microsoft.com/office/word/2006/wordml" xmlns:wps="http://schemas.microsoft.com/office/word/2010/wordprocessingShape" xmlns:wpsCustomData="http://www.wps.cn/officeDocument/2013/wpsCustomData" mc:Ignorable="w14 wp14">
+  <w:abstractNum w:abstractNumId="0">
     <w:nsid w:val="38237C11"/>
     <w:multiLevelType w:val="singleLevel"/>
     <w:tmpl w:val="38237C11"/>
-    <w:lvl w:ilvl="0">
+    <w:lvl w:ilvl="0" w:tentative="0">
       <w:start w:val="1"/>
       <w:numFmt w:val="decimal"/>
       <w:suff w:val="nothing"/>
@@ -440,341 +438,317 @@
       <w:lvlJc w:val="left"/>
     </w:lvl>
   </w:abstractNum>
+  <w:abstractNum w:abstractNumId="1">
+    <w:nsid w:val="5A3FEE01"/>
+    <w:multiLevelType w:val="singleLevel"/>
+    <w:tmpl w:val="5A3FEE01"/>
+    <w:lvl w:ilvl="0" w:tentative="0">
+      <w:start w:val="2"/>
+      <w:numFmt w:val="decimal"/>
+      <w:lvlText w:val="%1."/>
+      <w:lvlJc w:val="left"/>
+    </w:lvl>
+  </w:abstractNum>
   <w:num w:numId="1">
-    <w:abstractNumId w:val="1"/>
+    <w:abstractNumId w:val="0"/>
   </w:num>
   <w:num w:numId="2">
-    <w:abstractNumId w:val="0"/>
+    <w:abstractNumId w:val="1"/>
   </w:num>
 </w:numbering>
 </file>
 
 <file path=word/styles.xml><?xml version="1.0" encoding="utf-8"?>
-<w:styles xmlns:mc="http://schemas.openxmlformats.org/markup-compatibility/2006" xmlns:r="http://schemas.openxmlformats.org/officeDocument/2006/relationships" xmlns:w="http://schemas.openxmlformats.org/wordprocessingml/2006/main" xmlns:w14="http://schemas.microsoft.com/office/word/2010/wordml" xmlns:w15="http://schemas.microsoft.com/office/word/2012/wordml" xmlns:w16cex="http://schemas.microsoft.com/office/word/2018/wordml/cex" xmlns:w16cid="http://schemas.microsoft.com/office/word/2016/wordml/cid" xmlns:w16="http://schemas.microsoft.com/office/word/2018/wordml" xmlns:w16sdtdh="http://schemas.microsoft.com/office/word/2020/wordml/sdtdatahash" xmlns:w16se="http://schemas.microsoft.com/office/word/2015/wordml/symex" mc:Ignorable="w14 w15 w16se w16cid w16 w16cex w16sdtdh">
+<w:styles xmlns:mc="http://schemas.openxmlformats.org/markup-compatibility/2006" xmlns:o="urn:schemas-microsoft-com:office:office" xmlns:r="http://schemas.openxmlformats.org/officeDocument/2006/relationships" xmlns:m="http://schemas.openxmlformats.org/officeDocument/2006/math" xmlns:v="urn:schemas-microsoft-com:vml" xmlns:w="http://schemas.openxmlformats.org/wordprocessingml/2006/main" xmlns:w14="http://schemas.microsoft.com/office/word/2010/wordml" xmlns:w10="urn:schemas-microsoft-com:office:word" xmlns:sl="http://schemas.openxmlformats.org/schemaLibrary/2006/main" xmlns:wpsCustomData="http://www.wps.cn/officeDocument/2013/wpsCustomData" mc:Ignorable="w14">
   <w:docDefaults>
     <w:rPrDefault>
       <w:rPr>
-        <w:rFonts w:ascii="Times New Roman" w:eastAsia="宋体" w:hAnsi="Times New Roman" w:cs="Times New Roman"/>
-        <w:lang w:val="en-US" w:eastAsia="zh-CN" w:bidi="ar-SA"/>
+        <w:rFonts w:ascii="Times New Roman" w:hAnsi="Times New Roman" w:eastAsia="宋体" w:cs="Times New Roman"/>
       </w:rPr>
     </w:rPrDefault>
     <w:pPrDefault/>
   </w:docDefaults>
-  <w:latentStyles w:defLockedState="0" w:defUIPriority="0" w:defSemiHidden="0" w:defUnhideWhenUsed="0" w:defQFormat="0" w:count="376">
-    <w:lsdException w:name="Normal" w:qFormat="1"/>
-    <w:lsdException w:name="heading 1" w:qFormat="1"/>
-    <w:lsdException w:name="heading 2" w:semiHidden="1" w:unhideWhenUsed="1" w:qFormat="1"/>
-    <w:lsdException w:name="heading 3" w:semiHidden="1" w:unhideWhenUsed="1" w:qFormat="1"/>
-    <w:lsdException w:name="heading 4" w:semiHidden="1" w:unhideWhenUsed="1" w:qFormat="1"/>
-    <w:lsdException w:name="heading 5" w:semiHidden="1" w:unhideWhenUsed="1" w:qFormat="1"/>
-    <w:lsdException w:name="heading 6" w:semiHidden="1" w:unhideWhenUsed="1" w:qFormat="1"/>
-    <w:lsdException w:name="heading 7" w:semiHidden="1" w:unhideWhenUsed="1" w:qFormat="1"/>
-    <w:lsdException w:name="heading 8" w:semiHidden="1" w:unhideWhenUsed="1" w:qFormat="1"/>
-    <w:lsdException w:name="heading 9" w:semiHidden="1" w:unhideWhenUsed="1" w:qFormat="1"/>
-    <w:lsdException w:name="caption" w:semiHidden="1" w:unhideWhenUsed="1" w:qFormat="1"/>
-    <w:lsdException w:name="Title" w:qFormat="1"/>
-    <w:lsdException w:name="Default Paragraph Font" w:semiHidden="1"/>
-    <w:lsdException w:name="Subtitle" w:qFormat="1"/>
-    <w:lsdException w:name="Strong" w:qFormat="1"/>
-    <w:lsdException w:name="Emphasis" w:qFormat="1"/>
-    <w:lsdException w:name="HTML Top of Form" w:semiHidden="1" w:uiPriority="99" w:unhideWhenUsed="1"/>
-    <w:lsdException w:name="HTML Bottom of Form" w:semiHidden="1" w:uiPriority="99" w:unhideWhenUsed="1"/>
-    <w:lsdException w:name="Normal Table" w:semiHidden="1" w:unhideWhenUsed="1"/>
-    <w:lsdException w:name="No List" w:semiHidden="1" w:uiPriority="99" w:unhideWhenUsed="1"/>
-    <w:lsdException w:name="Outline List 1" w:semiHidden="1" w:uiPriority="99" w:unhideWhenUsed="1"/>
-    <w:lsdException w:name="Outline List 2" w:semiHidden="1" w:uiPriority="99" w:unhideWhenUsed="1"/>
-    <w:lsdException w:name="Outline List 3" w:semiHidden="1" w:uiPriority="99" w:unhideWhenUsed="1"/>
-    <w:lsdException w:name="Table Simple 1" w:semiHidden="1" w:unhideWhenUsed="1"/>
-    <w:lsdException w:name="Table Simple 2" w:semiHidden="1" w:unhideWhenUsed="1"/>
-    <w:lsdException w:name="Table Simple 3" w:semiHidden="1" w:unhideWhenUsed="1"/>
-    <w:lsdException w:name="Table Classic 1" w:semiHidden="1" w:unhideWhenUsed="1"/>
-    <w:lsdException w:name="Table Classic 2" w:semiHidden="1" w:unhideWhenUsed="1"/>
-    <w:lsdException w:name="Table Classic 3" w:semiHidden="1" w:unhideWhenUsed="1"/>
-    <w:lsdException w:name="Table Classic 4" w:semiHidden="1" w:unhideWhenUsed="1"/>
-    <w:lsdException w:name="Table Colorful 1" w:semiHidden="1" w:unhideWhenUsed="1"/>
-    <w:lsdException w:name="Table Colorful 2" w:semiHidden="1" w:unhideWhenUsed="1"/>
-    <w:lsdException w:name="Table Colorful 3" w:semiHidden="1" w:unhideWhenUsed="1"/>
-    <w:lsdException w:name="Table Columns 1" w:semiHidden="1" w:unhideWhenUsed="1"/>
-    <w:lsdException w:name="Table Columns 2" w:semiHidden="1" w:unhideWhenUsed="1"/>
-    <w:lsdException w:name="Table Columns 3" w:semiHidden="1" w:unhideWhenUsed="1"/>
-    <w:lsdException w:name="Table Columns 4" w:semiHidden="1" w:unhideWhenUsed="1"/>
-    <w:lsdException w:name="Table Columns 5" w:semiHidden="1" w:unhideWhenUsed="1"/>
-    <w:lsdException w:name="Table Grid 1" w:semiHidden="1" w:unhideWhenUsed="1"/>
-    <w:lsdException w:name="Table Grid 2" w:semiHidden="1" w:unhideWhenUsed="1"/>
-    <w:lsdException w:name="Table Grid 3" w:semiHidden="1" w:unhideWhenUsed="1"/>
-    <w:lsdException w:name="Table Grid 4" w:semiHidden="1" w:unhideWhenUsed="1"/>
-    <w:lsdException w:name="Table Grid 5" w:semiHidden="1" w:unhideWhenUsed="1"/>
-    <w:lsdException w:name="Table Grid 6" w:semiHidden="1" w:unhideWhenUsed="1"/>
-    <w:lsdException w:name="Table Grid 7" w:semiHidden="1" w:unhideWhenUsed="1"/>
-    <w:lsdException w:name="Table Grid 8" w:semiHidden="1" w:unhideWhenUsed="1"/>
-    <w:lsdException w:name="Table List 1" w:semiHidden="1" w:unhideWhenUsed="1"/>
-    <w:lsdException w:name="Table List 2" w:semiHidden="1" w:unhideWhenUsed="1"/>
-    <w:lsdException w:name="Table List 3" w:semiHidden="1" w:unhideWhenUsed="1"/>
-    <w:lsdException w:name="Table List 4" w:semiHidden="1" w:unhideWhenUsed="1"/>
-    <w:lsdException w:name="Table List 5" w:semiHidden="1" w:unhideWhenUsed="1"/>
-    <w:lsdException w:name="Table List 6" w:semiHidden="1" w:unhideWhenUsed="1"/>
-    <w:lsdException w:name="Table List 7" w:semiHidden="1" w:unhideWhenUsed="1"/>
-    <w:lsdException w:name="Table List 8" w:semiHidden="1" w:unhideWhenUsed="1"/>
-    <w:lsdException w:name="Table 3D effects 1" w:semiHidden="1" w:unhideWhenUsed="1"/>
-    <w:lsdException w:name="Table 3D effects 2" w:semiHidden="1" w:unhideWhenUsed="1"/>
-    <w:lsdException w:name="Table 3D effects 3" w:semiHidden="1" w:unhideWhenUsed="1"/>
-    <w:lsdException w:name="Table Contemporary" w:semiHidden="1" w:unhideWhenUsed="1"/>
-    <w:lsdException w:name="Table Elegant" w:semiHidden="1" w:unhideWhenUsed="1"/>
-    <w:lsdException w:name="Table Professional" w:semiHidden="1" w:unhideWhenUsed="1"/>
-    <w:lsdException w:name="Table Subtle 1" w:semiHidden="1" w:unhideWhenUsed="1"/>
-    <w:lsdException w:name="Table Subtle 2" w:semiHidden="1" w:unhideWhenUsed="1"/>
-    <w:lsdException w:name="Table Web 1" w:semiHidden="1" w:unhideWhenUsed="1"/>
-    <w:lsdException w:name="Table Web 2" w:semiHidden="1" w:unhideWhenUsed="1"/>
-    <w:lsdException w:name="Table Web 3" w:semiHidden="1" w:unhideWhenUsed="1"/>
-    <w:lsdException w:name="Table Theme" w:semiHidden="1" w:unhideWhenUsed="1"/>
-    <w:lsdException w:name="Placeholder Text" w:semiHidden="1" w:uiPriority="99"/>
-    <w:lsdException w:name="No Spacing" w:uiPriority="99"/>
-    <w:lsdException w:name="Light Shading" w:uiPriority="60"/>
-    <w:lsdException w:name="Light List" w:uiPriority="61"/>
-    <w:lsdException w:name="Light Grid" w:uiPriority="62"/>
-    <w:lsdException w:name="Medium Shading 1" w:uiPriority="63"/>
-    <w:lsdException w:name="Medium Shading 2" w:uiPriority="64"/>
-    <w:lsdException w:name="Medium List 1" w:uiPriority="65"/>
-    <w:lsdException w:name="Medium List 2" w:uiPriority="66"/>
-    <w:lsdException w:name="Medium Grid 1" w:uiPriority="67"/>
-    <w:lsdException w:name="Medium Grid 2" w:uiPriority="68"/>
-    <w:lsdException w:name="Medium Grid 3" w:uiPriority="69"/>
-    <w:lsdException w:name="Dark List" w:uiPriority="70"/>
-    <w:lsdException w:name="Colorful Shading" w:uiPriority="71"/>
-    <w:lsdException w:name="Colorful List" w:uiPriority="72"/>
-    <w:lsdException w:name="Colorful Grid" w:uiPriority="73"/>
-    <w:lsdException w:name="Light Shading Accent 1" w:uiPriority="60"/>
-    <w:lsdException w:name="Light List Accent 1" w:uiPriority="61"/>
-    <w:lsdException w:name="Light Grid Accent 1" w:uiPriority="62"/>
-    <w:lsdException w:name="Medium Shading 1 Accent 1" w:uiPriority="63"/>
-    <w:lsdException w:name="Medium Shading 2 Accent 1" w:uiPriority="64"/>
-    <w:lsdException w:name="Medium List 1 Accent 1" w:uiPriority="65"/>
-    <w:lsdException w:name="Revision" w:semiHidden="1" w:uiPriority="99"/>
-    <w:lsdException w:name="List Paragraph" w:uiPriority="99"/>
-    <w:lsdException w:name="Quote" w:uiPriority="99"/>
-    <w:lsdException w:name="Intense Quote" w:uiPriority="99"/>
-    <w:lsdException w:name="Medium List 2 Accent 1" w:uiPriority="66"/>
-    <w:lsdException w:name="Medium Grid 1 Accent 1" w:uiPriority="67"/>
-    <w:lsdException w:name="Medium Grid 2 Accent 1" w:uiPriority="68"/>
-    <w:lsdException w:name="Medium Grid 3 Accent 1" w:uiPriority="69"/>
-    <w:lsdException w:name="Dark List Accent 1" w:uiPriority="70"/>
-    <w:lsdException w:name="Colorful Shading Accent 1" w:uiPriority="71"/>
-    <w:lsdException w:name="Colorful List Accent 1" w:uiPriority="72"/>
-    <w:lsdException w:name="Colorful Grid Accent 1" w:uiPriority="73"/>
-    <w:lsdException w:name="Light Shading Accent 2" w:uiPriority="60"/>
-    <w:lsdException w:name="Light List Accent 2" w:uiPriority="61"/>
-    <w:lsdException w:name="Light Grid Accent 2" w:uiPriority="62"/>
-    <w:lsdException w:name="Medium Shading 1 Accent 2" w:uiPriority="63"/>
-    <w:lsdException w:name="Medium Shading 2 Accent 2" w:uiPriority="64"/>
-    <w:lsdException w:name="Medium List 1 Accent 2" w:uiPriority="65"/>
-    <w:lsdException w:name="Medium List 2 Accent 2" w:uiPriority="66"/>
-    <w:lsdException w:name="Medium Grid 1 Accent 2" w:uiPriority="67"/>
-    <w:lsdException w:name="Medium Grid 2 Accent 2" w:uiPriority="68"/>
-    <w:lsdException w:name="Medium Grid 3 Accent 2" w:uiPriority="69"/>
-    <w:lsdException w:name="Dark List Accent 2" w:uiPriority="70"/>
-    <w:lsdException w:name="Colorful Shading Accent 2" w:uiPriority="71"/>
-    <w:lsdException w:name="Colorful List Accent 2" w:uiPriority="72"/>
-    <w:lsdException w:name="Colorful Grid Accent 2" w:uiPriority="73"/>
-    <w:lsdException w:name="Light Shading Accent 3" w:uiPriority="60"/>
-    <w:lsdException w:name="Light List Accent 3" w:uiPriority="61"/>
-    <w:lsdException w:name="Light Grid Accent 3" w:uiPriority="62"/>
-    <w:lsdException w:name="Medium Shading 1 Accent 3" w:uiPriority="63"/>
-    <w:lsdException w:name="Medium Shading 2 Accent 3" w:uiPriority="64"/>
-    <w:lsdException w:name="Medium List 1 Accent 3" w:uiPriority="65"/>
-    <w:lsdException w:name="Medium List 2 Accent 3" w:uiPriority="66"/>
-    <w:lsdException w:name="Medium Grid 1 Accent 3" w:uiPriority="67"/>
-    <w:lsdException w:name="Medium Grid 2 Accent 3" w:uiPriority="68"/>
-    <w:lsdException w:name="Medium Grid 3 Accent 3" w:uiPriority="69"/>
-    <w:lsdException w:name="Dark List Accent 3" w:uiPriority="70"/>
-    <w:lsdException w:name="Colorful Shading Accent 3" w:uiPriority="71"/>
-    <w:lsdException w:name="Colorful List Accent 3" w:uiPriority="72"/>
-    <w:lsdException w:name="Colorful Grid Accent 3" w:uiPriority="73"/>
-    <w:lsdException w:name="Light Shading Accent 4" w:uiPriority="60"/>
-    <w:lsdException w:name="Light List Accent 4" w:uiPriority="61"/>
-    <w:lsdException w:name="Light Grid Accent 4" w:uiPriority="62"/>
-    <w:lsdException w:name="Medium Shading 1 Accent 4" w:uiPriority="63"/>
-    <w:lsdException w:name="Medium Shading 2 Accent 4" w:uiPriority="64"/>
-    <w:lsdException w:name="Medium List 1 Accent 4" w:uiPriority="65"/>
-    <w:lsdException w:name="Medium List 2 Accent 4" w:uiPriority="66"/>
-    <w:lsdException w:name="Medium Grid 1 Accent 4" w:uiPriority="67"/>
-    <w:lsdException w:name="Medium Grid 2 Accent 4" w:uiPriority="68"/>
-    <w:lsdException w:name="Medium Grid 3 Accent 4" w:uiPriority="69"/>
-    <w:lsdException w:name="Dark List Accent 4" w:uiPriority="70"/>
-    <w:lsdException w:name="Colorful Shading Accent 4" w:uiPriority="71"/>
-    <w:lsdException w:name="Colorful List Accent 4" w:uiPriority="72"/>
-    <w:lsdException w:name="Colorful Grid Accent 4" w:uiPriority="73"/>
-    <w:lsdException w:name="Light Shading Accent 5" w:uiPriority="60"/>
-    <w:lsdException w:name="Light List Accent 5" w:uiPriority="61"/>
-    <w:lsdException w:name="Light Grid Accent 5" w:uiPriority="62"/>
-    <w:lsdException w:name="Medium Shading 1 Accent 5" w:uiPriority="63"/>
-    <w:lsdException w:name="Medium Shading 2 Accent 5" w:uiPriority="64"/>
-    <w:lsdException w:name="Medium List 1 Accent 5" w:uiPriority="65"/>
-    <w:lsdException w:name="Medium List 2 Accent 5" w:uiPriority="66"/>
-    <w:lsdException w:name="Medium Grid 1 Accent 5" w:uiPriority="67"/>
-    <w:lsdException w:name="Medium Grid 2 Accent 5" w:uiPriority="68"/>
-    <w:lsdException w:name="Medium Grid 3 Accent 5" w:uiPriority="69"/>
-    <w:lsdException w:name="Dark List Accent 5" w:uiPriority="70"/>
-    <w:lsdException w:name="Colorful Shading Accent 5" w:uiPriority="71"/>
-    <w:lsdException w:name="Colorful List Accent 5" w:uiPriority="72"/>
-    <w:lsdException w:name="Colorful Grid Accent 5" w:uiPriority="73"/>
-    <w:lsdException w:name="Light Shading Accent 6" w:uiPriority="60"/>
-    <w:lsdException w:name="Light List Accent 6" w:uiPriority="61"/>
-    <w:lsdException w:name="Light Grid Accent 6" w:uiPriority="62"/>
-    <w:lsdException w:name="Medium Shading 1 Accent 6" w:uiPriority="63"/>
-    <w:lsdException w:name="Medium Shading 2 Accent 6" w:uiPriority="64"/>
-    <w:lsdException w:name="Medium List 1 Accent 6" w:uiPriority="65"/>
-    <w:lsdException w:name="Medium List 2 Accent 6" w:uiPriority="66"/>
-    <w:lsdException w:name="Medium Grid 1 Accent 6" w:uiPriority="67"/>
-    <w:lsdException w:name="Medium Grid 2 Accent 6" w:uiPriority="68"/>
-    <w:lsdException w:name="Medium Grid 3 Accent 6" w:uiPriority="69"/>
-    <w:lsdException w:name="Dark List Accent 6" w:uiPriority="70"/>
-    <w:lsdException w:name="Colorful Shading Accent 6" w:uiPriority="71"/>
-    <w:lsdException w:name="Colorful List Accent 6" w:uiPriority="72"/>
-    <w:lsdException w:name="Colorful Grid Accent 6" w:uiPriority="73"/>
-    <w:lsdException w:name="Subtle Emphasis" w:uiPriority="19" w:qFormat="1"/>
-    <w:lsdException w:name="Intense Emphasis" w:uiPriority="21" w:qFormat="1"/>
-    <w:lsdException w:name="Subtle Reference" w:uiPriority="31" w:qFormat="1"/>
-    <w:lsdException w:name="Intense Reference" w:uiPriority="32" w:qFormat="1"/>
-    <w:lsdException w:name="Book Title" w:uiPriority="33" w:qFormat="1"/>
-    <w:lsdException w:name="Bibliography" w:semiHidden="1" w:uiPriority="37" w:unhideWhenUsed="1"/>
-    <w:lsdException w:name="TOC Heading" w:semiHidden="1" w:uiPriority="39" w:unhideWhenUsed="1" w:qFormat="1"/>
-    <w:lsdException w:name="Plain Table 1" w:uiPriority="41"/>
-    <w:lsdException w:name="Plain Table 2" w:uiPriority="42"/>
-    <w:lsdException w:name="Plain Table 3" w:uiPriority="43"/>
-    <w:lsdException w:name="Plain Table 4" w:uiPriority="44"/>
-    <w:lsdException w:name="Plain Table 5" w:uiPriority="45"/>
-    <w:lsdException w:name="Grid Table Light" w:uiPriority="40"/>
-    <w:lsdException w:name="Grid Table 1 Light" w:uiPriority="46"/>
-    <w:lsdException w:name="Grid Table 2" w:uiPriority="47"/>
-    <w:lsdException w:name="Grid Table 3" w:uiPriority="48"/>
-    <w:lsdException w:name="Grid Table 4" w:uiPriority="49"/>
-    <w:lsdException w:name="Grid Table 5 Dark" w:uiPriority="50"/>
-    <w:lsdException w:name="Grid Table 6 Colorful" w:uiPriority="51"/>
-    <w:lsdException w:name="Grid Table 7 Colorful" w:uiPriority="52"/>
-    <w:lsdException w:name="Grid Table 1 Light Accent 1" w:uiPriority="46"/>
-    <w:lsdException w:name="Grid Table 2 Accent 1" w:uiPriority="47"/>
-    <w:lsdException w:name="Grid Table 3 Accent 1" w:uiPriority="48"/>
-    <w:lsdException w:name="Grid Table 4 Accent 1" w:uiPriority="49"/>
-    <w:lsdException w:name="Grid Table 5 Dark Accent 1" w:uiPriority="50"/>
-    <w:lsdException w:name="Grid Table 6 Colorful Accent 1" w:uiPriority="51"/>
-    <w:lsdException w:name="Grid Table 7 Colorful Accent 1" w:uiPriority="52"/>
-    <w:lsdException w:name="Grid Table 1 Light Accent 2" w:uiPriority="46"/>
-    <w:lsdException w:name="Grid Table 2 Accent 2" w:uiPriority="47"/>
-    <w:lsdException w:name="Grid Table 3 Accent 2" w:uiPriority="48"/>
-    <w:lsdException w:name="Grid Table 4 Accent 2" w:uiPriority="49"/>
-    <w:lsdException w:name="Grid Table 5 Dark Accent 2" w:uiPriority="50"/>
-    <w:lsdException w:name="Grid Table 6 Colorful Accent 2" w:uiPriority="51"/>
-    <w:lsdException w:name="Grid Table 7 Colorful Accent 2" w:uiPriority="52"/>
-    <w:lsdException w:name="Grid Table 1 Light Accent 3" w:uiPriority="46"/>
-    <w:lsdException w:name="Grid Table 2 Accent 3" w:uiPriority="47"/>
-    <w:lsdException w:name="Grid Table 3 Accent 3" w:uiPriority="48"/>
-    <w:lsdException w:name="Grid Table 4 Accent 3" w:uiPriority="49"/>
-    <w:lsdException w:name="Grid Table 5 Dark Accent 3" w:uiPriority="50"/>
-    <w:lsdException w:name="Grid Table 6 Colorful Accent 3" w:uiPriority="51"/>
-    <w:lsdException w:name="Grid Table 7 Colorful Accent 3" w:uiPriority="52"/>
-    <w:lsdException w:name="Grid Table 1 Light Accent 4" w:uiPriority="46"/>
-    <w:lsdException w:name="Grid Table 2 Accent 4" w:uiPriority="47"/>
-    <w:lsdException w:name="Grid Table 3 Accent 4" w:uiPriority="48"/>
-    <w:lsdException w:name="Grid Table 4 Accent 4" w:uiPriority="49"/>
-    <w:lsdException w:name="Grid Table 5 Dark Accent 4" w:uiPriority="50"/>
-    <w:lsdException w:name="Grid Table 6 Colorful Accent 4" w:uiPriority="51"/>
-    <w:lsdException w:name="Grid Table 7 Colorful Accent 4" w:uiPriority="52"/>
-    <w:lsdException w:name="Grid Table 1 Light Accent 5" w:uiPriority="46"/>
-    <w:lsdException w:name="Grid Table 2 Accent 5" w:uiPriority="47"/>
-    <w:lsdException w:name="Grid Table 3 Accent 5" w:uiPriority="48"/>
-    <w:lsdException w:name="Grid Table 4 Accent 5" w:uiPriority="49"/>
-    <w:lsdException w:name="Grid Table 5 Dark Accent 5" w:uiPriority="50"/>
-    <w:lsdException w:name="Grid Table 6 Colorful Accent 5" w:uiPriority="51"/>
-    <w:lsdException w:name="Grid Table 7 Colorful Accent 5" w:uiPriority="52"/>
-    <w:lsdException w:name="Grid Table 1 Light Accent 6" w:uiPriority="46"/>
-    <w:lsdException w:name="Grid Table 2 Accent 6" w:uiPriority="47"/>
-    <w:lsdException w:name="Grid Table 3 Accent 6" w:uiPriority="48"/>
-    <w:lsdException w:name="Grid Table 4 Accent 6" w:uiPriority="49"/>
-    <w:lsdException w:name="Grid Table 5 Dark Accent 6" w:uiPriority="50"/>
-    <w:lsdException w:name="Grid Table 6 Colorful Accent 6" w:uiPriority="51"/>
-    <w:lsdException w:name="Grid Table 7 Colorful Accent 6" w:uiPriority="52"/>
-    <w:lsdException w:name="List Table 1 Light" w:uiPriority="46"/>
-    <w:lsdException w:name="List Table 2" w:uiPriority="47"/>
-    <w:lsdException w:name="List Table 3" w:uiPriority="48"/>
-    <w:lsdException w:name="List Table 4" w:uiPriority="49"/>
-    <w:lsdException w:name="List Table 5 Dark" w:uiPriority="50"/>
-    <w:lsdException w:name="List Table 6 Colorful" w:uiPriority="51"/>
-    <w:lsdException w:name="List Table 7 Colorful" w:uiPriority="52"/>
-    <w:lsdException w:name="List Table 1 Light Accent 1" w:uiPriority="46"/>
-    <w:lsdException w:name="List Table 2 Accent 1" w:uiPriority="47"/>
-    <w:lsdException w:name="List Table 3 Accent 1" w:uiPriority="48"/>
-    <w:lsdException w:name="List Table 4 Accent 1" w:uiPriority="49"/>
-    <w:lsdException w:name="List Table 5 Dark Accent 1" w:uiPriority="50"/>
-    <w:lsdException w:name="List Table 6 Colorful Accent 1" w:uiPriority="51"/>
-    <w:lsdException w:name="List Table 7 Colorful Accent 1" w:uiPriority="52"/>
-    <w:lsdException w:name="List Table 1 Light Accent 2" w:uiPriority="46"/>
-    <w:lsdException w:name="List Table 2 Accent 2" w:uiPriority="47"/>
-    <w:lsdException w:name="List Table 3 Accent 2" w:uiPriority="48"/>
-    <w:lsdException w:name="List Table 4 Accent 2" w:uiPriority="49"/>
-    <w:lsdException w:name="List Table 5 Dark Accent 2" w:uiPriority="50"/>
-    <w:lsdException w:name="List Table 6 Colorful Accent 2" w:uiPriority="51"/>
-    <w:lsdException w:name="List Table 7 Colorful Accent 2" w:uiPriority="52"/>
-    <w:lsdException w:name="List Table 1 Light Accent 3" w:uiPriority="46"/>
-    <w:lsdException w:name="List Table 2 Accent 3" w:uiPriority="47"/>
-    <w:lsdException w:name="List Table 3 Accent 3" w:uiPriority="48"/>
-    <w:lsdException w:name="List Table 4 Accent 3" w:uiPriority="49"/>
-    <w:lsdException w:name="List Table 5 Dark Accent 3" w:uiPriority="50"/>
-    <w:lsdException w:name="List Table 6 Colorful Accent 3" w:uiPriority="51"/>
-    <w:lsdException w:name="List Table 7 Colorful Accent 3" w:uiPriority="52"/>
-    <w:lsdException w:name="List Table 1 Light Accent 4" w:uiPriority="46"/>
-    <w:lsdException w:name="List Table 2 Accent 4" w:uiPriority="47"/>
-    <w:lsdException w:name="List Table 3 Accent 4" w:uiPriority="48"/>
-    <w:lsdException w:name="List Table 4 Accent 4" w:uiPriority="49"/>
-    <w:lsdException w:name="List Table 5 Dark Accent 4" w:uiPriority="50"/>
-    <w:lsdException w:name="List Table 6 Colorful Accent 4" w:uiPriority="51"/>
-    <w:lsdException w:name="List Table 7 Colorful Accent 4" w:uiPriority="52"/>
-    <w:lsdException w:name="List Table 1 Light Accent 5" w:uiPriority="46"/>
-    <w:lsdException w:name="List Table 2 Accent 5" w:uiPriority="47"/>
-    <w:lsdException w:name="List Table 3 Accent 5" w:uiPriority="48"/>
-    <w:lsdException w:name="List Table 4 Accent 5" w:uiPriority="49"/>
-    <w:lsdException w:name="List Table 5 Dark Accent 5" w:uiPriority="50"/>
-    <w:lsdException w:name="List Table 6 Colorful Accent 5" w:uiPriority="51"/>
-    <w:lsdException w:name="List Table 7 Colorful Accent 5" w:uiPriority="52"/>
-    <w:lsdException w:name="List Table 1 Light Accent 6" w:uiPriority="46"/>
-    <w:lsdException w:name="List Table 2 Accent 6" w:uiPriority="47"/>
-    <w:lsdException w:name="List Table 3 Accent 6" w:uiPriority="48"/>
-    <w:lsdException w:name="List Table 4 Accent 6" w:uiPriority="49"/>
-    <w:lsdException w:name="List Table 5 Dark Accent 6" w:uiPriority="50"/>
-    <w:lsdException w:name="List Table 6 Colorful Accent 6" w:uiPriority="51"/>
-    <w:lsdException w:name="List Table 7 Colorful Accent 6" w:uiPriority="52"/>
-    <w:lsdException w:name="Mention" w:semiHidden="1" w:uiPriority="99" w:unhideWhenUsed="1"/>
-    <w:lsdException w:name="Smart Hyperlink" w:semiHidden="1" w:uiPriority="99" w:unhideWhenUsed="1"/>
-    <w:lsdException w:name="Hashtag" w:semiHidden="1" w:uiPriority="99" w:unhideWhenUsed="1"/>
-    <w:lsdException w:name="Unresolved Mention" w:semiHidden="1" w:uiPriority="99" w:unhideWhenUsed="1"/>
-    <w:lsdException w:name="Smart Link" w:semiHidden="1" w:uiPriority="99" w:unhideWhenUsed="1"/>
+  <w:latentStyles w:count="260" w:defQFormat="0" w:defUnhideWhenUsed="1" w:defSemiHidden="1" w:defUIPriority="99" w:defLockedState="0">
+    <w:lsdException w:qFormat="1" w:unhideWhenUsed="0" w:uiPriority="0" w:semiHidden="0" w:name="Normal"/>
+    <w:lsdException w:qFormat="1" w:unhideWhenUsed="0" w:uiPriority="0" w:semiHidden="0" w:name="heading 1"/>
+    <w:lsdException w:qFormat="1" w:uiPriority="0" w:name="heading 2"/>
+    <w:lsdException w:qFormat="1" w:uiPriority="0" w:name="heading 3"/>
+    <w:lsdException w:qFormat="1" w:uiPriority="0" w:name="heading 4"/>
+    <w:lsdException w:qFormat="1" w:uiPriority="0" w:name="heading 5"/>
+    <w:lsdException w:qFormat="1" w:uiPriority="0" w:name="heading 6"/>
+    <w:lsdException w:qFormat="1" w:uiPriority="0" w:name="heading 7"/>
+    <w:lsdException w:qFormat="1" w:uiPriority="0" w:name="heading 8"/>
+    <w:lsdException w:qFormat="1" w:uiPriority="0" w:name="heading 9"/>
+    <w:lsdException w:unhideWhenUsed="0" w:uiPriority="0" w:semiHidden="0" w:name="index 1"/>
+    <w:lsdException w:unhideWhenUsed="0" w:uiPriority="0" w:semiHidden="0" w:name="index 2"/>
+    <w:lsdException w:unhideWhenUsed="0" w:uiPriority="0" w:semiHidden="0" w:name="index 3"/>
+    <w:lsdException w:unhideWhenUsed="0" w:uiPriority="0" w:semiHidden="0" w:name="index 4"/>
+    <w:lsdException w:unhideWhenUsed="0" w:uiPriority="0" w:semiHidden="0" w:name="index 5"/>
+    <w:lsdException w:unhideWhenUsed="0" w:uiPriority="0" w:semiHidden="0" w:name="index 6"/>
+    <w:lsdException w:unhideWhenUsed="0" w:uiPriority="0" w:semiHidden="0" w:name="index 7"/>
+    <w:lsdException w:unhideWhenUsed="0" w:uiPriority="0" w:semiHidden="0" w:name="index 8"/>
+    <w:lsdException w:unhideWhenUsed="0" w:uiPriority="0" w:semiHidden="0" w:name="index 9"/>
+    <w:lsdException w:unhideWhenUsed="0" w:uiPriority="0" w:semiHidden="0" w:name="toc 1"/>
+    <w:lsdException w:unhideWhenUsed="0" w:uiPriority="0" w:semiHidden="0" w:name="toc 2"/>
+    <w:lsdException w:unhideWhenUsed="0" w:uiPriority="0" w:semiHidden="0" w:name="toc 3"/>
+    <w:lsdException w:unhideWhenUsed="0" w:uiPriority="0" w:semiHidden="0" w:name="toc 4"/>
+    <w:lsdException w:unhideWhenUsed="0" w:uiPriority="0" w:semiHidden="0" w:name="toc 5"/>
+    <w:lsdException w:unhideWhenUsed="0" w:uiPriority="0" w:semiHidden="0" w:name="toc 6"/>
+    <w:lsdException w:unhideWhenUsed="0" w:uiPriority="0" w:semiHidden="0" w:name="toc 7"/>
+    <w:lsdException w:unhideWhenUsed="0" w:uiPriority="0" w:semiHidden="0" w:name="toc 8"/>
+    <w:lsdException w:unhideWhenUsed="0" w:uiPriority="0" w:semiHidden="0" w:name="toc 9"/>
+    <w:lsdException w:unhideWhenUsed="0" w:uiPriority="0" w:semiHidden="0" w:name="Normal Indent"/>
+    <w:lsdException w:unhideWhenUsed="0" w:uiPriority="0" w:semiHidden="0" w:name="footnote text"/>
+    <w:lsdException w:unhideWhenUsed="0" w:uiPriority="0" w:semiHidden="0" w:name="annotation text"/>
+    <w:lsdException w:unhideWhenUsed="0" w:uiPriority="0" w:semiHidden="0" w:name="header"/>
+    <w:lsdException w:unhideWhenUsed="0" w:uiPriority="0" w:semiHidden="0" w:name="footer"/>
+    <w:lsdException w:unhideWhenUsed="0" w:uiPriority="0" w:semiHidden="0" w:name="index heading"/>
+    <w:lsdException w:qFormat="1" w:uiPriority="0" w:name="caption"/>
+    <w:lsdException w:unhideWhenUsed="0" w:uiPriority="0" w:semiHidden="0" w:name="table of figures"/>
+    <w:lsdException w:unhideWhenUsed="0" w:uiPriority="0" w:semiHidden="0" w:name="envelope address"/>
+    <w:lsdException w:unhideWhenUsed="0" w:uiPriority="0" w:semiHidden="0" w:name="envelope return"/>
+    <w:lsdException w:unhideWhenUsed="0" w:uiPriority="0" w:semiHidden="0" w:name="footnote reference"/>
+    <w:lsdException w:unhideWhenUsed="0" w:uiPriority="0" w:semiHidden="0" w:name="annotation reference"/>
+    <w:lsdException w:unhideWhenUsed="0" w:uiPriority="0" w:semiHidden="0" w:name="line number"/>
+    <w:lsdException w:unhideWhenUsed="0" w:uiPriority="0" w:semiHidden="0" w:name="page number"/>
+    <w:lsdException w:unhideWhenUsed="0" w:uiPriority="0" w:semiHidden="0" w:name="endnote reference"/>
+    <w:lsdException w:unhideWhenUsed="0" w:uiPriority="0" w:semiHidden="0" w:name="endnote text"/>
+    <w:lsdException w:unhideWhenUsed="0" w:uiPriority="0" w:semiHidden="0" w:name="table of authorities"/>
+    <w:lsdException w:unhideWhenUsed="0" w:uiPriority="0" w:semiHidden="0" w:name="macro"/>
+    <w:lsdException w:unhideWhenUsed="0" w:uiPriority="0" w:semiHidden="0" w:name="toa heading"/>
+    <w:lsdException w:unhideWhenUsed="0" w:uiPriority="0" w:semiHidden="0" w:name="List"/>
+    <w:lsdException w:unhideWhenUsed="0" w:uiPriority="0" w:semiHidden="0" w:name="List Bullet"/>
+    <w:lsdException w:unhideWhenUsed="0" w:uiPriority="0" w:semiHidden="0" w:name="List Number"/>
+    <w:lsdException w:unhideWhenUsed="0" w:uiPriority="0" w:semiHidden="0" w:name="List 2"/>
+    <w:lsdException w:unhideWhenUsed="0" w:uiPriority="0" w:semiHidden="0" w:name="List 3"/>
+    <w:lsdException w:unhideWhenUsed="0" w:uiPriority="0" w:semiHidden="0" w:name="List 4"/>
+    <w:lsdException w:unhideWhenUsed="0" w:uiPriority="0" w:semiHidden="0" w:name="List 5"/>
+    <w:lsdException w:unhideWhenUsed="0" w:uiPriority="0" w:semiHidden="0" w:name="List Bullet 2"/>
+    <w:lsdException w:unhideWhenUsed="0" w:uiPriority="0" w:semiHidden="0" w:name="List Bullet 3"/>
+    <w:lsdException w:unhideWhenUsed="0" w:uiPriority="0" w:semiHidden="0" w:name="List Bullet 4"/>
+    <w:lsdException w:unhideWhenUsed="0" w:uiPriority="0" w:semiHidden="0" w:name="List Bullet 5"/>
+    <w:lsdException w:unhideWhenUsed="0" w:uiPriority="0" w:semiHidden="0" w:name="List Number 2"/>
+    <w:lsdException w:unhideWhenUsed="0" w:uiPriority="0" w:semiHidden="0" w:name="List Number 3"/>
+    <w:lsdException w:unhideWhenUsed="0" w:uiPriority="0" w:semiHidden="0" w:name="List Number 4"/>
+    <w:lsdException w:unhideWhenUsed="0" w:uiPriority="0" w:semiHidden="0" w:name="List Number 5"/>
+    <w:lsdException w:qFormat="1" w:unhideWhenUsed="0" w:uiPriority="0" w:semiHidden="0" w:name="Title"/>
+    <w:lsdException w:unhideWhenUsed="0" w:uiPriority="0" w:semiHidden="0" w:name="Closing"/>
+    <w:lsdException w:unhideWhenUsed="0" w:uiPriority="0" w:semiHidden="0" w:name="Signature"/>
+    <w:lsdException w:qFormat="1" w:uiPriority="1" w:name="Default Paragraph Font"/>
+    <w:lsdException w:unhideWhenUsed="0" w:uiPriority="0" w:semiHidden="0" w:name="Body Text"/>
+    <w:lsdException w:unhideWhenUsed="0" w:uiPriority="0" w:semiHidden="0" w:name="Body Text Indent"/>
+    <w:lsdException w:unhideWhenUsed="0" w:uiPriority="0" w:semiHidden="0" w:name="List Continue"/>
+    <w:lsdException w:unhideWhenUsed="0" w:uiPriority="0" w:semiHidden="0" w:name="List Continue 2"/>
+    <w:lsdException w:unhideWhenUsed="0" w:uiPriority="0" w:semiHidden="0" w:name="List Continue 3"/>
+    <w:lsdException w:unhideWhenUsed="0" w:uiPriority="0" w:semiHidden="0" w:name="List Continue 4"/>
+    <w:lsdException w:unhideWhenUsed="0" w:uiPriority="0" w:semiHidden="0" w:name="List Continue 5"/>
+    <w:lsdException w:unhideWhenUsed="0" w:uiPriority="0" w:semiHidden="0" w:name="Message Header"/>
+    <w:lsdException w:qFormat="1" w:unhideWhenUsed="0" w:uiPriority="0" w:semiHidden="0" w:name="Subtitle"/>
+    <w:lsdException w:unhideWhenUsed="0" w:uiPriority="0" w:semiHidden="0" w:name="Salutation"/>
+    <w:lsdException w:unhideWhenUsed="0" w:uiPriority="0" w:semiHidden="0" w:name="Date"/>
+    <w:lsdException w:unhideWhenUsed="0" w:uiPriority="0" w:semiHidden="0" w:name="Body Text First Indent"/>
+    <w:lsdException w:unhideWhenUsed="0" w:uiPriority="0" w:semiHidden="0" w:name="Body Text First Indent 2"/>
+    <w:lsdException w:unhideWhenUsed="0" w:uiPriority="0" w:semiHidden="0" w:name="Note Heading"/>
+    <w:lsdException w:unhideWhenUsed="0" w:uiPriority="0" w:semiHidden="0" w:name="Body Text 2"/>
+    <w:lsdException w:unhideWhenUsed="0" w:uiPriority="0" w:semiHidden="0" w:name="Body Text 3"/>
+    <w:lsdException w:unhideWhenUsed="0" w:uiPriority="0" w:semiHidden="0" w:name="Body Text Indent 2"/>
+    <w:lsdException w:unhideWhenUsed="0" w:uiPriority="0" w:semiHidden="0" w:name="Body Text Indent 3"/>
+    <w:lsdException w:unhideWhenUsed="0" w:uiPriority="0" w:semiHidden="0" w:name="Block Text"/>
+    <w:lsdException w:unhideWhenUsed="0" w:uiPriority="0" w:semiHidden="0" w:name="Hyperlink"/>
+    <w:lsdException w:unhideWhenUsed="0" w:uiPriority="0" w:semiHidden="0" w:name="FollowedHyperlink"/>
+    <w:lsdException w:qFormat="1" w:unhideWhenUsed="0" w:uiPriority="0" w:semiHidden="0" w:name="Strong"/>
+    <w:lsdException w:qFormat="1" w:unhideWhenUsed="0" w:uiPriority="0" w:semiHidden="0" w:name="Emphasis"/>
+    <w:lsdException w:unhideWhenUsed="0" w:uiPriority="0" w:semiHidden="0" w:name="Document Map"/>
+    <w:lsdException w:unhideWhenUsed="0" w:uiPriority="0" w:semiHidden="0" w:name="Plain Text"/>
+    <w:lsdException w:unhideWhenUsed="0" w:uiPriority="0" w:semiHidden="0" w:name="E-mail Signature"/>
+    <w:lsdException w:unhideWhenUsed="0" w:uiPriority="0" w:semiHidden="0" w:name="Normal (Web)"/>
+    <w:lsdException w:unhideWhenUsed="0" w:uiPriority="0" w:semiHidden="0" w:name="HTML Acronym"/>
+    <w:lsdException w:unhideWhenUsed="0" w:uiPriority="0" w:semiHidden="0" w:name="HTML Address"/>
+    <w:lsdException w:unhideWhenUsed="0" w:uiPriority="0" w:semiHidden="0" w:name="HTML Cite"/>
+    <w:lsdException w:unhideWhenUsed="0" w:uiPriority="0" w:semiHidden="0" w:name="HTML Code"/>
+    <w:lsdException w:unhideWhenUsed="0" w:uiPriority="0" w:semiHidden="0" w:name="HTML Definition"/>
+    <w:lsdException w:unhideWhenUsed="0" w:uiPriority="0" w:semiHidden="0" w:name="HTML Keyboard"/>
+    <w:lsdException w:unhideWhenUsed="0" w:uiPriority="0" w:semiHidden="0" w:name="HTML Preformatted"/>
+    <w:lsdException w:unhideWhenUsed="0" w:uiPriority="0" w:semiHidden="0" w:name="HTML Sample"/>
+    <w:lsdException w:unhideWhenUsed="0" w:uiPriority="0" w:semiHidden="0" w:name="HTML Typewriter"/>
+    <w:lsdException w:unhideWhenUsed="0" w:uiPriority="0" w:semiHidden="0" w:name="HTML Variable"/>
+    <w:lsdException w:qFormat="1" w:uiPriority="99" w:name="Normal Table"/>
+    <w:lsdException w:unhideWhenUsed="0" w:uiPriority="0" w:semiHidden="0" w:name="annotation subject"/>
+    <w:lsdException w:uiPriority="0" w:name="Table Simple 1"/>
+    <w:lsdException w:uiPriority="0" w:name="Table Simple 2"/>
+    <w:lsdException w:uiPriority="0" w:name="Table Simple 3"/>
+    <w:lsdException w:uiPriority="0" w:name="Table Classic 1"/>
+    <w:lsdException w:uiPriority="0" w:name="Table Classic 2"/>
+    <w:lsdException w:uiPriority="0" w:name="Table Classic 3"/>
+    <w:lsdException w:uiPriority="0" w:name="Table Classic 4"/>
+    <w:lsdException w:uiPriority="0" w:name="Table Colorful 1"/>
+    <w:lsdException w:uiPriority="0" w:name="Table Colorful 2"/>
+    <w:lsdException w:uiPriority="0" w:name="Table Colorful 3"/>
+    <w:lsdException w:uiPriority="0" w:name="Table Columns 1"/>
+    <w:lsdException w:uiPriority="0" w:name="Table Columns 2"/>
+    <w:lsdException w:uiPriority="0" w:name="Table Columns 3"/>
+    <w:lsdException w:uiPriority="0" w:name="Table Columns 4"/>
+    <w:lsdException w:uiPriority="0" w:name="Table Columns 5"/>
+    <w:lsdException w:uiPriority="0" w:name="Table Grid 1"/>
+    <w:lsdException w:uiPriority="0" w:name="Table Grid 2"/>
+    <w:lsdException w:uiPriority="0" w:name="Table Grid 3"/>
+    <w:lsdException w:uiPriority="0" w:name="Table Grid 4"/>
+    <w:lsdException w:uiPriority="0" w:name="Table Grid 5"/>
+    <w:lsdException w:uiPriority="0" w:name="Table Grid 6"/>
+    <w:lsdException w:uiPriority="0" w:name="Table Grid 7"/>
+    <w:lsdException w:uiPriority="0" w:name="Table Grid 8"/>
+    <w:lsdException w:uiPriority="0" w:name="Table List 1"/>
+    <w:lsdException w:uiPriority="0" w:name="Table List 2"/>
+    <w:lsdException w:uiPriority="0" w:name="Table List 3"/>
+    <w:lsdException w:uiPriority="0" w:name="Table List 4"/>
+    <w:lsdException w:uiPriority="0" w:name="Table List 5"/>
+    <w:lsdException w:uiPriority="0" w:name="Table List 6"/>
+    <w:lsdException w:uiPriority="0" w:name="Table List 7"/>
+    <w:lsdException w:uiPriority="0" w:name="Table List 8"/>
+    <w:lsdException w:uiPriority="0" w:name="Table 3D effects 1"/>
+    <w:lsdException w:uiPriority="0" w:name="Table 3D effects 2"/>
+    <w:lsdException w:uiPriority="0" w:name="Table 3D effects 3"/>
+    <w:lsdException w:uiPriority="0" w:name="Table Contemporary"/>
+    <w:lsdException w:uiPriority="0" w:name="Table Elegant"/>
+    <w:lsdException w:uiPriority="0" w:name="Table Professional"/>
+    <w:lsdException w:uiPriority="0" w:name="Table Subtle 1"/>
+    <w:lsdException w:uiPriority="0" w:name="Table Subtle 2"/>
+    <w:lsdException w:uiPriority="0" w:name="Table Web 1"/>
+    <w:lsdException w:uiPriority="0" w:name="Table Web 2"/>
+    <w:lsdException w:uiPriority="0" w:name="Table Web 3"/>
+    <w:lsdException w:unhideWhenUsed="0" w:uiPriority="0" w:semiHidden="0" w:name="Balloon Text"/>
+    <w:lsdException w:unhideWhenUsed="0" w:uiPriority="0" w:semiHidden="0" w:name="Table Grid"/>
+    <w:lsdException w:uiPriority="0" w:name="Table Theme"/>
+    <w:lsdException w:unhideWhenUsed="0" w:uiPriority="60" w:semiHidden="0" w:name="Light Shading"/>
+    <w:lsdException w:unhideWhenUsed="0" w:uiPriority="61" w:semiHidden="0" w:name="Light List"/>
+    <w:lsdException w:unhideWhenUsed="0" w:uiPriority="62" w:semiHidden="0" w:name="Light Grid"/>
+    <w:lsdException w:unhideWhenUsed="0" w:uiPriority="63" w:semiHidden="0" w:name="Medium Shading 1"/>
+    <w:lsdException w:unhideWhenUsed="0" w:uiPriority="64" w:semiHidden="0" w:name="Medium Shading 2"/>
+    <w:lsdException w:unhideWhenUsed="0" w:uiPriority="65" w:semiHidden="0" w:name="Medium List 1"/>
+    <w:lsdException w:unhideWhenUsed="0" w:uiPriority="66" w:semiHidden="0" w:name="Medium List 2"/>
+    <w:lsdException w:unhideWhenUsed="0" w:uiPriority="67" w:semiHidden="0" w:name="Medium Grid 1"/>
+    <w:lsdException w:unhideWhenUsed="0" w:uiPriority="68" w:semiHidden="0" w:name="Medium Grid 2"/>
+    <w:lsdException w:unhideWhenUsed="0" w:uiPriority="69" w:semiHidden="0" w:name="Medium Grid 3"/>
+    <w:lsdException w:unhideWhenUsed="0" w:uiPriority="70" w:semiHidden="0" w:name="Dark List"/>
+    <w:lsdException w:unhideWhenUsed="0" w:uiPriority="71" w:semiHidden="0" w:name="Colorful Shading"/>
+    <w:lsdException w:unhideWhenUsed="0" w:uiPriority="72" w:semiHidden="0" w:name="Colorful List"/>
+    <w:lsdException w:unhideWhenUsed="0" w:uiPriority="73" w:semiHidden="0" w:name="Colorful Grid"/>
+    <w:lsdException w:unhideWhenUsed="0" w:uiPriority="60" w:semiHidden="0" w:name="Light Shading Accent 1"/>
+    <w:lsdException w:unhideWhenUsed="0" w:uiPriority="61" w:semiHidden="0" w:name="Light List Accent 1"/>
+    <w:lsdException w:unhideWhenUsed="0" w:uiPriority="62" w:semiHidden="0" w:name="Light Grid Accent 1"/>
+    <w:lsdException w:unhideWhenUsed="0" w:uiPriority="63" w:semiHidden="0" w:name="Medium Shading 1 Accent 1"/>
+    <w:lsdException w:unhideWhenUsed="0" w:uiPriority="64" w:semiHidden="0" w:name="Medium Shading 2 Accent 1"/>
+    <w:lsdException w:unhideWhenUsed="0" w:uiPriority="65" w:semiHidden="0" w:name="Medium List 1 Accent 1"/>
+    <w:lsdException w:qFormat="1" w:unhideWhenUsed="0" w:uiPriority="99" w:semiHidden="0" w:name="List Paragraph"/>
+    <w:lsdException w:unhideWhenUsed="0" w:uiPriority="66" w:semiHidden="0" w:name="Medium List 2 Accent 1"/>
+    <w:lsdException w:unhideWhenUsed="0" w:uiPriority="67" w:semiHidden="0" w:name="Medium Grid 1 Accent 1"/>
+    <w:lsdException w:unhideWhenUsed="0" w:uiPriority="68" w:semiHidden="0" w:name="Medium Grid 2 Accent 1"/>
+    <w:lsdException w:unhideWhenUsed="0" w:uiPriority="69" w:semiHidden="0" w:name="Medium Grid 3 Accent 1"/>
+    <w:lsdException w:unhideWhenUsed="0" w:uiPriority="70" w:semiHidden="0" w:name="Dark List Accent 1"/>
+    <w:lsdException w:unhideWhenUsed="0" w:uiPriority="71" w:semiHidden="0" w:name="Colorful Shading Accent 1"/>
+    <w:lsdException w:unhideWhenUsed="0" w:uiPriority="72" w:semiHidden="0" w:name="Colorful List Accent 1"/>
+    <w:lsdException w:unhideWhenUsed="0" w:uiPriority="73" w:semiHidden="0" w:name="Colorful Grid Accent 1"/>
+    <w:lsdException w:unhideWhenUsed="0" w:uiPriority="60" w:semiHidden="0" w:name="Light Shading Accent 2"/>
+    <w:lsdException w:unhideWhenUsed="0" w:uiPriority="61" w:semiHidden="0" w:name="Light List Accent 2"/>
+    <w:lsdException w:unhideWhenUsed="0" w:uiPriority="62" w:semiHidden="0" w:name="Light Grid Accent 2"/>
+    <w:lsdException w:unhideWhenUsed="0" w:uiPriority="63" w:semiHidden="0" w:name="Medium Shading 1 Accent 2"/>
+    <w:lsdException w:unhideWhenUsed="0" w:uiPriority="64" w:semiHidden="0" w:name="Medium Shading 2 Accent 2"/>
+    <w:lsdException w:unhideWhenUsed="0" w:uiPriority="65" w:semiHidden="0" w:name="Medium List 1 Accent 2"/>
+    <w:lsdException w:unhideWhenUsed="0" w:uiPriority="66" w:semiHidden="0" w:name="Medium List 2 Accent 2"/>
+    <w:lsdException w:unhideWhenUsed="0" w:uiPriority="67" w:semiHidden="0" w:name="Medium Grid 1 Accent 2"/>
+    <w:lsdException w:unhideWhenUsed="0" w:uiPriority="68" w:semiHidden="0" w:name="Medium Grid 2 Accent 2"/>
+    <w:lsdException w:unhideWhenUsed="0" w:uiPriority="69" w:semiHidden="0" w:name="Medium Grid 3 Accent 2"/>
+    <w:lsdException w:unhideWhenUsed="0" w:uiPriority="70" w:semiHidden="0" w:name="Dark List Accent 2"/>
+    <w:lsdException w:unhideWhenUsed="0" w:uiPriority="71" w:semiHidden="0" w:name="Colorful Shading Accent 2"/>
+    <w:lsdException w:unhideWhenUsed="0" w:uiPriority="72" w:semiHidden="0" w:name="Colorful List Accent 2"/>
+    <w:lsdException w:unhideWhenUsed="0" w:uiPriority="73" w:semiHidden="0" w:name="Colorful Grid Accent 2"/>
+    <w:lsdException w:unhideWhenUsed="0" w:uiPriority="60" w:semiHidden="0" w:name="Light Shading Accent 3"/>
+    <w:lsdException w:unhideWhenUsed="0" w:uiPriority="61" w:semiHidden="0" w:name="Light List Accent 3"/>
+    <w:lsdException w:unhideWhenUsed="0" w:uiPriority="62" w:semiHidden="0" w:name="Light Grid Accent 3"/>
+    <w:lsdException w:unhideWhenUsed="0" w:uiPriority="63" w:semiHidden="0" w:name="Medium Shading 1 Accent 3"/>
+    <w:lsdException w:unhideWhenUsed="0" w:uiPriority="64" w:semiHidden="0" w:name="Medium Shading 2 Accent 3"/>
+    <w:lsdException w:unhideWhenUsed="0" w:uiPriority="65" w:semiHidden="0" w:name="Medium List 1 Accent 3"/>
+    <w:lsdException w:unhideWhenUsed="0" w:uiPriority="66" w:semiHidden="0" w:name="Medium List 2 Accent 3"/>
+    <w:lsdException w:unhideWhenUsed="0" w:uiPriority="67" w:semiHidden="0" w:name="Medium Grid 1 Accent 3"/>
+    <w:lsdException w:unhideWhenUsed="0" w:uiPriority="68" w:semiHidden="0" w:name="Medium Grid 2 Accent 3"/>
+    <w:lsdException w:unhideWhenUsed="0" w:uiPriority="69" w:semiHidden="0" w:name="Medium Grid 3 Accent 3"/>
+    <w:lsdException w:unhideWhenUsed="0" w:uiPriority="70" w:semiHidden="0" w:name="Dark List Accent 3"/>
+    <w:lsdException w:unhideWhenUsed="0" w:uiPriority="71" w:semiHidden="0" w:name="Colorful Shading Accent 3"/>
+    <w:lsdException w:unhideWhenUsed="0" w:uiPriority="72" w:semiHidden="0" w:name="Colorful List Accent 3"/>
+    <w:lsdException w:unhideWhenUsed="0" w:uiPriority="73" w:semiHidden="0" w:name="Colorful Grid Accent 3"/>
+    <w:lsdException w:unhideWhenUsed="0" w:uiPriority="60" w:semiHidden="0" w:name="Light Shading Accent 4"/>
+    <w:lsdException w:unhideWhenUsed="0" w:uiPriority="61" w:semiHidden="0" w:name="Light List Accent 4"/>
+    <w:lsdException w:unhideWhenUsed="0" w:uiPriority="62" w:semiHidden="0" w:name="Light Grid Accent 4"/>
+    <w:lsdException w:unhideWhenUsed="0" w:uiPriority="63" w:semiHidden="0" w:name="Medium Shading 1 Accent 4"/>
+    <w:lsdException w:unhideWhenUsed="0" w:uiPriority="64" w:semiHidden="0" w:name="Medium Shading 2 Accent 4"/>
+    <w:lsdException w:unhideWhenUsed="0" w:uiPriority="65" w:semiHidden="0" w:name="Medium List 1 Accent 4"/>
+    <w:lsdException w:unhideWhenUsed="0" w:uiPriority="66" w:semiHidden="0" w:name="Medium List 2 Accent 4"/>
+    <w:lsdException w:unhideWhenUsed="0" w:uiPriority="67" w:semiHidden="0" w:name="Medium Grid 1 Accent 4"/>
+    <w:lsdException w:unhideWhenUsed="0" w:uiPriority="68" w:semiHidden="0" w:name="Medium Grid 2 Accent 4"/>
+    <w:lsdException w:unhideWhenUsed="0" w:uiPriority="69" w:semiHidden="0" w:name="Medium Grid 3 Accent 4"/>
+    <w:lsdException w:unhideWhenUsed="0" w:uiPriority="70" w:semiHidden="0" w:name="Dark List Accent 4"/>
+    <w:lsdException w:unhideWhenUsed="0" w:uiPriority="71" w:semiHidden="0" w:name="Colorful Shading Accent 4"/>
+    <w:lsdException w:unhideWhenUsed="0" w:uiPriority="72" w:semiHidden="0" w:name="Colorful List Accent 4"/>
+    <w:lsdException w:unhideWhenUsed="0" w:uiPriority="73" w:semiHidden="0" w:name="Colorful Grid Accent 4"/>
+    <w:lsdException w:unhideWhenUsed="0" w:uiPriority="60" w:semiHidden="0" w:name="Light Shading Accent 5"/>
+    <w:lsdException w:unhideWhenUsed="0" w:uiPriority="61" w:semiHidden="0" w:name="Light List Accent 5"/>
+    <w:lsdException w:unhideWhenUsed="0" w:uiPriority="62" w:semiHidden="0" w:name="Light Grid Accent 5"/>
+    <w:lsdException w:unhideWhenUsed="0" w:uiPriority="63" w:semiHidden="0" w:name="Medium Shading 1 Accent 5"/>
+    <w:lsdException w:unhideWhenUsed="0" w:uiPriority="64" w:semiHidden="0" w:name="Medium Shading 2 Accent 5"/>
+    <w:lsdException w:unhideWhenUsed="0" w:uiPriority="65" w:semiHidden="0" w:name="Medium List 1 Accent 5"/>
+    <w:lsdException w:unhideWhenUsed="0" w:uiPriority="66" w:semiHidden="0" w:name="Medium List 2 Accent 5"/>
+    <w:lsdException w:unhideWhenUsed="0" w:uiPriority="67" w:semiHidden="0" w:name="Medium Grid 1 Accent 5"/>
+    <w:lsdException w:unhideWhenUsed="0" w:uiPriority="68" w:semiHidden="0" w:name="Medium Grid 2 Accent 5"/>
+    <w:lsdException w:unhideWhenUsed="0" w:uiPriority="69" w:semiHidden="0" w:name="Medium Grid 3 Accent 5"/>
+    <w:lsdException w:unhideWhenUsed="0" w:uiPriority="70" w:semiHidden="0" w:name="Dark List Accent 5"/>
+    <w:lsdException w:unhideWhenUsed="0" w:uiPriority="71" w:semiHidden="0" w:name="Colorful Shading Accent 5"/>
+    <w:lsdException w:unhideWhenUsed="0" w:uiPriority="72" w:semiHidden="0" w:name="Colorful List Accent 5"/>
+    <w:lsdException w:unhideWhenUsed="0" w:uiPriority="73" w:semiHidden="0" w:name="Colorful Grid Accent 5"/>
+    <w:lsdException w:unhideWhenUsed="0" w:uiPriority="60" w:semiHidden="0" w:name="Light Shading Accent 6"/>
+    <w:lsdException w:unhideWhenUsed="0" w:uiPriority="61" w:semiHidden="0" w:name="Light List Accent 6"/>
+    <w:lsdException w:unhideWhenUsed="0" w:uiPriority="62" w:semiHidden="0" w:name="Light Grid Accent 6"/>
+    <w:lsdException w:unhideWhenUsed="0" w:uiPriority="63" w:semiHidden="0" w:name="Medium Shading 1 Accent 6"/>
+    <w:lsdException w:unhideWhenUsed="0" w:uiPriority="64" w:semiHidden="0" w:name="Medium Shading 2 Accent 6"/>
+    <w:lsdException w:unhideWhenUsed="0" w:uiPriority="65" w:semiHidden="0" w:name="Medium List 1 Accent 6"/>
+    <w:lsdException w:unhideWhenUsed="0" w:uiPriority="66" w:semiHidden="0" w:name="Medium List 2 Accent 6"/>
+    <w:lsdException w:unhideWhenUsed="0" w:uiPriority="67" w:semiHidden="0" w:name="Medium Grid 1 Accent 6"/>
+    <w:lsdException w:unhideWhenUsed="0" w:uiPriority="68" w:semiHidden="0" w:name="Medium Grid 2 Accent 6"/>
+    <w:lsdException w:unhideWhenUsed="0" w:uiPriority="69" w:semiHidden="0" w:name="Medium Grid 3 Accent 6"/>
+    <w:lsdException w:unhideWhenUsed="0" w:uiPriority="70" w:semiHidden="0" w:name="Dark List Accent 6"/>
+    <w:lsdException w:unhideWhenUsed="0" w:uiPriority="71" w:semiHidden="0" w:name="Colorful Shading Accent 6"/>
+    <w:lsdException w:unhideWhenUsed="0" w:uiPriority="72" w:semiHidden="0" w:name="Colorful List Accent 6"/>
+    <w:lsdException w:unhideWhenUsed="0" w:uiPriority="73" w:semiHidden="0" w:name="Colorful Grid Accent 6"/>
   </w:latentStyles>
-  <w:style w:type="paragraph" w:default="1" w:styleId="a">
+  <w:style w:type="paragraph" w:default="1" w:styleId="1">
     <w:name w:val="Normal"/>
     <w:qFormat/>
+    <w:uiPriority w:val="0"/>
     <w:pPr>
       <w:widowControl w:val="0"/>
       <w:jc w:val="both"/>
     </w:pPr>
     <w:rPr>
-      <w:rFonts w:asciiTheme="minorHAnsi" w:eastAsiaTheme="minorEastAsia" w:hAnsiTheme="minorHAnsi" w:cstheme="minorBidi"/>
+      <w:rFonts w:asciiTheme="minorHAnsi" w:hAnsiTheme="minorHAnsi" w:eastAsiaTheme="minorEastAsia" w:cstheme="minorBidi"/>
       <w:kern w:val="2"/>
       <w:sz w:val="21"/>
       <w:szCs w:val="24"/>
+      <w:lang w:val="en-US" w:eastAsia="zh-CN" w:bidi="ar-SA"/>
     </w:rPr>
   </w:style>
-  <w:style w:type="character" w:default="1" w:styleId="a0">
+  <w:style w:type="character" w:default="1" w:styleId="3">
     <w:name w:val="Default Paragraph Font"/>
-    <w:uiPriority w:val="1"/>
     <w:semiHidden/>
     <w:unhideWhenUsed/>
+    <w:qFormat/>
+    <w:uiPriority w:val="1"/>
   </w:style>
-  <w:style w:type="table" w:default="1" w:styleId="a1">
+  <w:style w:type="table" w:default="1" w:styleId="2">
     <w:name w:val="Normal Table"/>
-    <w:uiPriority w:val="99"/>
     <w:semiHidden/>
     <w:unhideWhenUsed/>
+    <w:qFormat/>
+    <w:uiPriority w:val="99"/>
     <w:tblPr>
-      <w:tblInd w:w="0" w:type="dxa"/>
       <w:tblCellMar>
         <w:top w:w="0" w:type="dxa"/>
         <w:left w:w="108" w:type="dxa"/>
@@ -783,19 +757,13 @@
       </w:tblCellMar>
     </w:tblPr>
   </w:style>
-  <w:style w:type="numbering" w:default="1" w:styleId="a2">
-    <w:name w:val="No List"/>
+  <w:style w:type="paragraph" w:styleId="4">
+    <w:name w:val="List Paragraph"/>
+    <w:basedOn w:val="1"/>
+    <w:qFormat/>
     <w:uiPriority w:val="99"/>
-    <w:semiHidden/>
-    <w:unhideWhenUsed/>
-  </w:style>
-  <w:style w:type="paragraph" w:styleId="a3">
-    <w:name w:val="List Paragraph"/>
-    <w:basedOn w:val="a"/>
-    <w:uiPriority w:val="99"/>
-    <w:rsid w:val="003065C7"/>
     <w:pPr>
-      <w:ind w:firstLineChars="200" w:firstLine="420"/>
+      <w:ind w:firstLine="420" w:firstLineChars="200"/>
     </w:pPr>
   </w:style>
 </w:styles>
@@ -1053,15 +1021,12 @@
     </a:fmtScheme>
   </a:themeElements>
   <a:objectDefaults/>
-  <a:extraClrSchemeLst/>
 </a:theme>
 </file>
 
 <file path=customXml/item1.xml><?xml version="1.0" encoding="utf-8"?>
 <s:customData xmlns="http://www.wps.cn/officeDocument/2013/wpsCustomData" xmlns:s="http://www.wps.cn/officeDocument/2013/wpsCustomData">
-  <customSectProps>
-    <customSectPr/>
-  </customSectProps>
+  <customSectProps/>
   <customShpExts>
     <customShpInfo spid="_x0000_s1026" textRotate="1"/>
   </customShpExts>
